--- a/check/sotay_flow.docx
+++ b/check/sotay_flow.docx
@@ -4,18 +4,18 @@
   <w:body>
     <w:p>
       <w:pPr>
+        <w:widowControl/>
+        <w:autoSpaceDE w:val="0"/>
         <w:autoSpaceDN w:val="0"/>
-        <w:autoSpaceDE w:val="0"/>
-        <w:widowControl/>
         <w:spacing w:line="220" w:lineRule="exact" w:before="0" w:after="420"/>
         <w:ind w:left="0" w:right="0"/>
       </w:pPr>
     </w:p>
     <w:p>
       <w:pPr>
+        <w:widowControl/>
+        <w:autoSpaceDE w:val="0"/>
         <w:autoSpaceDN w:val="0"/>
-        <w:autoSpaceDE w:val="0"/>
-        <w:widowControl/>
         <w:spacing w:line="233" w:lineRule="auto" w:before="0" w:after="0"/>
         <w:ind w:left="0" w:right="0" w:firstLine="0"/>
         <w:jc w:val="left"/>
@@ -33,9 +33,9 @@
     </w:p>
     <w:p>
       <w:pPr>
+        <w:widowControl/>
+        <w:autoSpaceDE w:val="0"/>
         <w:autoSpaceDN w:val="0"/>
-        <w:autoSpaceDE w:val="0"/>
-        <w:widowControl/>
         <w:spacing w:line="233" w:lineRule="auto" w:before="248" w:after="0"/>
         <w:ind w:left="0" w:right="0" w:firstLine="0"/>
         <w:jc w:val="left"/>
@@ -63,9 +63,9 @@
     </w:p>
     <w:p>
       <w:pPr>
+        <w:widowControl/>
+        <w:autoSpaceDE w:val="0"/>
         <w:autoSpaceDN w:val="0"/>
-        <w:autoSpaceDE w:val="0"/>
-        <w:widowControl/>
         <w:spacing w:line="240" w:lineRule="auto" w:before="192" w:after="0"/>
         <w:ind w:left="0" w:right="0" w:firstLine="0"/>
         <w:jc w:val="left"/>
@@ -107,9 +107,9 @@
     </w:p>
     <w:p>
       <w:pPr>
+        <w:widowControl/>
+        <w:autoSpaceDE w:val="0"/>
         <w:autoSpaceDN w:val="0"/>
-        <w:autoSpaceDE w:val="0"/>
-        <w:widowControl/>
         <w:spacing w:line="233" w:lineRule="auto" w:before="320" w:after="0"/>
         <w:ind w:left="0" w:right="0" w:firstLine="0"/>
         <w:jc w:val="left"/>
@@ -127,9 +127,9 @@
     </w:p>
     <w:p>
       <w:pPr>
+        <w:widowControl/>
+        <w:autoSpaceDE w:val="0"/>
         <w:autoSpaceDN w:val="0"/>
-        <w:autoSpaceDE w:val="0"/>
-        <w:widowControl/>
         <w:spacing w:line="274" w:lineRule="auto" w:before="180" w:after="0"/>
         <w:ind w:left="0" w:right="0" w:firstLine="0"/>
         <w:jc w:val="left"/>
@@ -157,9 +157,9 @@
     </w:p>
     <w:p>
       <w:pPr>
+        <w:widowControl/>
+        <w:autoSpaceDE w:val="0"/>
         <w:autoSpaceDN w:val="0"/>
-        <w:autoSpaceDE w:val="0"/>
-        <w:widowControl/>
         <w:spacing w:line="274" w:lineRule="auto" w:before="224" w:after="0"/>
         <w:ind w:left="0" w:right="0" w:firstLine="0"/>
         <w:jc w:val="left"/>
@@ -187,9 +187,9 @@
     </w:p>
     <w:p>
       <w:pPr>
+        <w:widowControl/>
+        <w:autoSpaceDE w:val="0"/>
         <w:autoSpaceDN w:val="0"/>
-        <w:autoSpaceDE w:val="0"/>
-        <w:widowControl/>
         <w:spacing w:line="233" w:lineRule="auto" w:before="372" w:after="0"/>
         <w:ind w:left="0" w:right="0" w:firstLine="0"/>
         <w:jc w:val="left"/>
@@ -207,9 +207,9 @@
     </w:p>
     <w:p>
       <w:pPr>
+        <w:widowControl/>
+        <w:autoSpaceDE w:val="0"/>
         <w:autoSpaceDN w:val="0"/>
-        <w:autoSpaceDE w:val="0"/>
-        <w:widowControl/>
         <w:spacing w:line="274" w:lineRule="auto" w:before="180" w:after="0"/>
         <w:ind w:left="0" w:right="0" w:firstLine="0"/>
         <w:jc w:val="left"/>
@@ -237,9 +237,9 @@
     </w:p>
     <w:p>
       <w:pPr>
+        <w:widowControl/>
+        <w:autoSpaceDE w:val="0"/>
         <w:autoSpaceDN w:val="0"/>
-        <w:autoSpaceDE w:val="0"/>
-        <w:widowControl/>
         <w:spacing w:line="276" w:lineRule="exact" w:before="7500" w:after="0"/>
         <w:ind w:left="0" w:right="0" w:firstLine="0"/>
         <w:jc w:val="center"/>
@@ -267,18 +267,18 @@
     </w:p>
     <w:p>
       <w:pPr>
+        <w:widowControl/>
+        <w:autoSpaceDE w:val="0"/>
         <w:autoSpaceDN w:val="0"/>
-        <w:autoSpaceDE w:val="0"/>
-        <w:widowControl/>
         <w:spacing w:line="220" w:lineRule="exact" w:before="0" w:after="540"/>
         <w:ind w:left="0" w:right="0"/>
       </w:pPr>
     </w:p>
     <w:p>
       <w:pPr>
+        <w:widowControl/>
+        <w:autoSpaceDE w:val="0"/>
         <w:autoSpaceDN w:val="0"/>
-        <w:autoSpaceDE w:val="0"/>
-        <w:widowControl/>
         <w:spacing w:line="235" w:lineRule="auto" w:before="0" w:after="0"/>
         <w:ind w:left="0" w:right="0" w:firstLine="0"/>
         <w:jc w:val="left"/>
@@ -296,9 +296,9 @@
     </w:p>
     <w:p>
       <w:pPr>
+        <w:widowControl/>
+        <w:autoSpaceDE w:val="0"/>
         <w:autoSpaceDN w:val="0"/>
-        <w:autoSpaceDE w:val="0"/>
-        <w:widowControl/>
         <w:spacing w:line="274" w:lineRule="auto" w:before="178" w:after="192"/>
         <w:ind w:left="0" w:right="0" w:firstLine="0"/>
         <w:jc w:val="left"/>
@@ -327,9 +327,9 @@
     <w:tbl>
       <w:tblPr>
         <w:tblW w:type="auto" w:w="0"/>
+        <w:tblInd w:w="7.999999999999972" w:type="dxa"/>
         <w:tblLayout w:type="fixed"/>
         <w:tblLook w:firstColumn="1" w:firstRow="1" w:lastColumn="0" w:lastRow="0" w:noHBand="0" w:noVBand="1" w:val="04A0"/>
-        <w:tblInd w:w="7.999999999999972" w:type="dxa"/>
       </w:tblPr>
       <w:tblGrid>
         <w:gridCol w:w="3160"/>
@@ -344,10 +344,10 @@
           <w:tcPr>
             <w:tcW w:type="dxa" w:w="1868"/>
             <w:tcBorders>
-              <w:start w:sz="5.600000000000023" w:val="single" w:color="#999999"/>
-              <w:top w:sz="5.599999999999909" w:val="single" w:color="#999999"/>
-              <w:end w:sz="5.599999999999909" w:val="single" w:color="#999999"/>
-              <w:bottom w:sz="5.600000000000136" w:val="single" w:color="#999999"/>
+              <w:top w:sz="5.599999999999909" w:val="single" w:color="999999"/>
+              <w:start w:sz="5.600000000000023" w:val="single" w:color="999999"/>
+              <w:bottom w:sz="5.600000000000136" w:val="single" w:color="999999"/>
+              <w:end w:sz="5.599999999999909" w:val="single" w:color="999999"/>
             </w:tcBorders>
             <w:shd w:fill="e8eefb"/>
             <w:tcMar>
@@ -357,9 +357,9 @@
           </w:tcPr>
           <w:p>
             <w:pPr>
+              <w:widowControl/>
+              <w:autoSpaceDE w:val="0"/>
               <w:autoSpaceDN w:val="0"/>
-              <w:autoSpaceDE w:val="0"/>
-              <w:widowControl/>
               <w:spacing w:line="233" w:lineRule="auto" w:before="108" w:after="0"/>
               <w:ind w:left="0" w:right="0" w:firstLine="0"/>
               <w:jc w:val="center"/>
@@ -380,10 +380,10 @@
           <w:tcPr>
             <w:tcW w:type="dxa" w:w="3224"/>
             <w:tcBorders>
-              <w:start w:sz="5.599999999999909" w:val="single" w:color="#999999"/>
-              <w:top w:sz="5.599999999999909" w:val="single" w:color="#999999"/>
-              <w:end w:sz="5.599999999999909" w:val="single" w:color="#999999"/>
-              <w:bottom w:sz="5.600000000000136" w:val="single" w:color="#999999"/>
+              <w:top w:sz="5.599999999999909" w:val="single" w:color="999999"/>
+              <w:start w:sz="5.599999999999909" w:val="single" w:color="999999"/>
+              <w:bottom w:sz="5.600000000000136" w:val="single" w:color="999999"/>
+              <w:end w:sz="5.599999999999909" w:val="single" w:color="999999"/>
             </w:tcBorders>
             <w:shd w:fill="e8eefb"/>
             <w:tcMar>
@@ -393,9 +393,9 @@
           </w:tcPr>
           <w:p>
             <w:pPr>
+              <w:widowControl/>
+              <w:autoSpaceDE w:val="0"/>
               <w:autoSpaceDN w:val="0"/>
-              <w:autoSpaceDE w:val="0"/>
-              <w:widowControl/>
               <w:spacing w:line="233" w:lineRule="auto" w:before="108" w:after="0"/>
               <w:ind w:left="0" w:right="0" w:firstLine="0"/>
               <w:jc w:val="center"/>
@@ -416,10 +416,10 @@
           <w:tcPr>
             <w:tcW w:type="dxa" w:w="4352"/>
             <w:tcBorders>
-              <w:start w:sz="5.599999999999909" w:val="single" w:color="#999999"/>
-              <w:top w:sz="5.599999999999909" w:val="single" w:color="#999999"/>
-              <w:end w:sz="5.600000000000364" w:val="single" w:color="#999999"/>
-              <w:bottom w:sz="5.600000000000136" w:val="single" w:color="#999999"/>
+              <w:top w:sz="5.599999999999909" w:val="single" w:color="999999"/>
+              <w:start w:sz="5.599999999999909" w:val="single" w:color="999999"/>
+              <w:bottom w:sz="5.600000000000136" w:val="single" w:color="999999"/>
+              <w:end w:sz="5.600000000000364" w:val="single" w:color="999999"/>
             </w:tcBorders>
             <w:shd w:fill="e8eefb"/>
             <w:tcMar>
@@ -429,9 +429,9 @@
           </w:tcPr>
           <w:p>
             <w:pPr>
+              <w:widowControl/>
+              <w:autoSpaceDE w:val="0"/>
               <w:autoSpaceDN w:val="0"/>
-              <w:autoSpaceDE w:val="0"/>
-              <w:widowControl/>
               <w:spacing w:line="233" w:lineRule="auto" w:before="108" w:after="0"/>
               <w:ind w:left="0" w:right="0" w:firstLine="0"/>
               <w:jc w:val="center"/>
@@ -457,10 +457,10 @@
           <w:tcPr>
             <w:tcW w:type="dxa" w:w="1868"/>
             <w:tcBorders>
-              <w:start w:sz="5.600000000000023" w:val="single" w:color="#999999"/>
-              <w:top w:sz="5.600000000000136" w:val="single" w:color="#999999"/>
-              <w:end w:sz="5.599999999999909" w:val="single" w:color="#999999"/>
-              <w:bottom w:sz="5.599999999999909" w:val="single" w:color="#999999"/>
+              <w:top w:sz="5.600000000000136" w:val="single" w:color="999999"/>
+              <w:start w:sz="5.600000000000023" w:val="single" w:color="999999"/>
+              <w:bottom w:sz="5.599999999999909" w:val="single" w:color="999999"/>
+              <w:end w:sz="5.599999999999909" w:val="single" w:color="999999"/>
             </w:tcBorders>
             <w:tcMar>
               <w:start w:w="0" w:type="dxa"/>
@@ -469,9 +469,9 @@
           </w:tcPr>
           <w:p>
             <w:pPr>
+              <w:widowControl/>
+              <w:autoSpaceDE w:val="0"/>
               <w:autoSpaceDN w:val="0"/>
-              <w:autoSpaceDE w:val="0"/>
-              <w:widowControl/>
               <w:spacing w:line="233" w:lineRule="auto" w:before="108" w:after="0"/>
               <w:ind w:left="118" w:right="0" w:firstLine="0"/>
               <w:jc w:val="left"/>
@@ -492,10 +492,10 @@
           <w:tcPr>
             <w:tcW w:type="dxa" w:w="3224"/>
             <w:tcBorders>
-              <w:start w:sz="5.599999999999909" w:val="single" w:color="#999999"/>
-              <w:top w:sz="5.600000000000136" w:val="single" w:color="#999999"/>
-              <w:end w:sz="5.599999999999909" w:val="single" w:color="#999999"/>
-              <w:bottom w:sz="5.599999999999909" w:val="single" w:color="#999999"/>
+              <w:top w:sz="5.600000000000136" w:val="single" w:color="999999"/>
+              <w:start w:sz="5.599999999999909" w:val="single" w:color="999999"/>
+              <w:bottom w:sz="5.599999999999909" w:val="single" w:color="999999"/>
+              <w:end w:sz="5.599999999999909" w:val="single" w:color="999999"/>
             </w:tcBorders>
             <w:tcMar>
               <w:start w:w="0" w:type="dxa"/>
@@ -504,9 +504,9 @@
           </w:tcPr>
           <w:p>
             <w:pPr>
+              <w:widowControl/>
+              <w:autoSpaceDE w:val="0"/>
               <w:autoSpaceDN w:val="0"/>
-              <w:autoSpaceDE w:val="0"/>
-              <w:widowControl/>
               <w:spacing w:line="233" w:lineRule="auto" w:before="108" w:after="0"/>
               <w:ind w:left="118" w:right="0" w:firstLine="0"/>
               <w:jc w:val="left"/>
@@ -527,10 +527,10 @@
           <w:tcPr>
             <w:tcW w:type="dxa" w:w="4352"/>
             <w:tcBorders>
-              <w:start w:sz="5.599999999999909" w:val="single" w:color="#999999"/>
-              <w:top w:sz="5.600000000000136" w:val="single" w:color="#999999"/>
-              <w:end w:sz="5.600000000000364" w:val="single" w:color="#999999"/>
-              <w:bottom w:sz="5.599999999999909" w:val="single" w:color="#999999"/>
+              <w:top w:sz="5.600000000000136" w:val="single" w:color="999999"/>
+              <w:start w:sz="5.599999999999909" w:val="single" w:color="999999"/>
+              <w:bottom w:sz="5.599999999999909" w:val="single" w:color="999999"/>
+              <w:end w:sz="5.600000000000364" w:val="single" w:color="999999"/>
             </w:tcBorders>
             <w:tcMar>
               <w:start w:w="0" w:type="dxa"/>
@@ -539,9 +539,9 @@
           </w:tcPr>
           <w:p>
             <w:pPr>
+              <w:widowControl/>
+              <w:autoSpaceDE w:val="0"/>
               <w:autoSpaceDN w:val="0"/>
-              <w:autoSpaceDE w:val="0"/>
-              <w:widowControl/>
               <w:spacing w:line="233" w:lineRule="auto" w:before="108" w:after="0"/>
               <w:ind w:left="118" w:right="0" w:firstLine="0"/>
               <w:jc w:val="left"/>
@@ -567,10 +567,10 @@
           <w:tcPr>
             <w:tcW w:type="dxa" w:w="1868"/>
             <w:tcBorders>
-              <w:start w:sz="5.600000000000023" w:val="single" w:color="#999999"/>
-              <w:top w:sz="5.599999999999909" w:val="single" w:color="#999999"/>
-              <w:end w:sz="5.599999999999909" w:val="single" w:color="#999999"/>
-              <w:bottom w:sz="5.600000000000136" w:val="single" w:color="#999999"/>
+              <w:top w:sz="5.599999999999909" w:val="single" w:color="999999"/>
+              <w:start w:sz="5.600000000000023" w:val="single" w:color="999999"/>
+              <w:bottom w:sz="5.600000000000136" w:val="single" w:color="999999"/>
+              <w:end w:sz="5.599999999999909" w:val="single" w:color="999999"/>
             </w:tcBorders>
             <w:tcMar>
               <w:start w:w="0" w:type="dxa"/>
@@ -579,9 +579,9 @@
           </w:tcPr>
           <w:p>
             <w:pPr>
+              <w:widowControl/>
+              <w:autoSpaceDE w:val="0"/>
               <w:autoSpaceDN w:val="0"/>
-              <w:autoSpaceDE w:val="0"/>
-              <w:widowControl/>
               <w:spacing w:line="233" w:lineRule="auto" w:before="106" w:after="0"/>
               <w:ind w:left="118" w:right="0" w:firstLine="0"/>
               <w:jc w:val="left"/>
@@ -602,10 +602,10 @@
           <w:tcPr>
             <w:tcW w:type="dxa" w:w="3224"/>
             <w:tcBorders>
-              <w:start w:sz="5.599999999999909" w:val="single" w:color="#999999"/>
-              <w:top w:sz="5.599999999999909" w:val="single" w:color="#999999"/>
-              <w:end w:sz="5.599999999999909" w:val="single" w:color="#999999"/>
-              <w:bottom w:sz="5.600000000000136" w:val="single" w:color="#999999"/>
+              <w:top w:sz="5.599999999999909" w:val="single" w:color="999999"/>
+              <w:start w:sz="5.599999999999909" w:val="single" w:color="999999"/>
+              <w:bottom w:sz="5.600000000000136" w:val="single" w:color="999999"/>
+              <w:end w:sz="5.599999999999909" w:val="single" w:color="999999"/>
             </w:tcBorders>
             <w:tcMar>
               <w:start w:w="0" w:type="dxa"/>
@@ -614,9 +614,9 @@
           </w:tcPr>
           <w:p>
             <w:pPr>
+              <w:widowControl/>
+              <w:autoSpaceDE w:val="0"/>
               <w:autoSpaceDN w:val="0"/>
-              <w:autoSpaceDE w:val="0"/>
-              <w:widowControl/>
               <w:spacing w:line="233" w:lineRule="auto" w:before="106" w:after="0"/>
               <w:ind w:left="118" w:right="0" w:firstLine="0"/>
               <w:jc w:val="left"/>
@@ -637,10 +637,10 @@
           <w:tcPr>
             <w:tcW w:type="dxa" w:w="4352"/>
             <w:tcBorders>
-              <w:start w:sz="5.599999999999909" w:val="single" w:color="#999999"/>
-              <w:top w:sz="5.599999999999909" w:val="single" w:color="#999999"/>
-              <w:end w:sz="5.600000000000364" w:val="single" w:color="#999999"/>
-              <w:bottom w:sz="5.600000000000136" w:val="single" w:color="#999999"/>
+              <w:top w:sz="5.599999999999909" w:val="single" w:color="999999"/>
+              <w:start w:sz="5.599999999999909" w:val="single" w:color="999999"/>
+              <w:bottom w:sz="5.600000000000136" w:val="single" w:color="999999"/>
+              <w:end w:sz="5.600000000000364" w:val="single" w:color="999999"/>
             </w:tcBorders>
             <w:tcMar>
               <w:start w:w="0" w:type="dxa"/>
@@ -649,9 +649,9 @@
           </w:tcPr>
           <w:p>
             <w:pPr>
+              <w:widowControl/>
+              <w:autoSpaceDE w:val="0"/>
               <w:autoSpaceDN w:val="0"/>
-              <w:autoSpaceDE w:val="0"/>
-              <w:widowControl/>
               <w:spacing w:line="233" w:lineRule="auto" w:before="106" w:after="0"/>
               <w:ind w:left="118" w:right="0" w:firstLine="0"/>
               <w:jc w:val="left"/>
@@ -677,10 +677,10 @@
           <w:tcPr>
             <w:tcW w:type="dxa" w:w="1868"/>
             <w:tcBorders>
-              <w:start w:sz="5.600000000000023" w:val="single" w:color="#999999"/>
-              <w:top w:sz="5.600000000000136" w:val="single" w:color="#999999"/>
-              <w:end w:sz="5.599999999999909" w:val="single" w:color="#999999"/>
-              <w:bottom w:sz="5.599999999999909" w:val="single" w:color="#999999"/>
+              <w:top w:sz="5.600000000000136" w:val="single" w:color="999999"/>
+              <w:start w:sz="5.600000000000023" w:val="single" w:color="999999"/>
+              <w:bottom w:sz="5.599999999999909" w:val="single" w:color="999999"/>
+              <w:end w:sz="5.599999999999909" w:val="single" w:color="999999"/>
             </w:tcBorders>
             <w:tcMar>
               <w:start w:w="0" w:type="dxa"/>
@@ -689,9 +689,9 @@
           </w:tcPr>
           <w:p>
             <w:pPr>
+              <w:widowControl/>
+              <w:autoSpaceDE w:val="0"/>
               <w:autoSpaceDN w:val="0"/>
-              <w:autoSpaceDE w:val="0"/>
-              <w:widowControl/>
               <w:spacing w:line="233" w:lineRule="auto" w:before="108" w:after="0"/>
               <w:ind w:left="118" w:right="0" w:firstLine="0"/>
               <w:jc w:val="left"/>
@@ -712,10 +712,10 @@
           <w:tcPr>
             <w:tcW w:type="dxa" w:w="3224"/>
             <w:tcBorders>
-              <w:start w:sz="5.599999999999909" w:val="single" w:color="#999999"/>
-              <w:top w:sz="5.600000000000136" w:val="single" w:color="#999999"/>
-              <w:end w:sz="5.599999999999909" w:val="single" w:color="#999999"/>
-              <w:bottom w:sz="5.599999999999909" w:val="single" w:color="#999999"/>
+              <w:top w:sz="5.600000000000136" w:val="single" w:color="999999"/>
+              <w:start w:sz="5.599999999999909" w:val="single" w:color="999999"/>
+              <w:bottom w:sz="5.599999999999909" w:val="single" w:color="999999"/>
+              <w:end w:sz="5.599999999999909" w:val="single" w:color="999999"/>
             </w:tcBorders>
             <w:tcMar>
               <w:start w:w="0" w:type="dxa"/>
@@ -724,9 +724,9 @@
           </w:tcPr>
           <w:p>
             <w:pPr>
+              <w:widowControl/>
+              <w:autoSpaceDE w:val="0"/>
               <w:autoSpaceDN w:val="0"/>
-              <w:autoSpaceDE w:val="0"/>
-              <w:widowControl/>
               <w:spacing w:line="233" w:lineRule="auto" w:before="108" w:after="0"/>
               <w:ind w:left="118" w:right="0" w:firstLine="0"/>
               <w:jc w:val="left"/>
@@ -747,10 +747,10 @@
           <w:tcPr>
             <w:tcW w:type="dxa" w:w="4352"/>
             <w:tcBorders>
-              <w:start w:sz="5.599999999999909" w:val="single" w:color="#999999"/>
-              <w:top w:sz="5.600000000000136" w:val="single" w:color="#999999"/>
-              <w:end w:sz="5.600000000000364" w:val="single" w:color="#999999"/>
-              <w:bottom w:sz="5.599999999999909" w:val="single" w:color="#999999"/>
+              <w:top w:sz="5.600000000000136" w:val="single" w:color="999999"/>
+              <w:start w:sz="5.599999999999909" w:val="single" w:color="999999"/>
+              <w:bottom w:sz="5.599999999999909" w:val="single" w:color="999999"/>
+              <w:end w:sz="5.600000000000364" w:val="single" w:color="999999"/>
             </w:tcBorders>
             <w:tcMar>
               <w:start w:w="0" w:type="dxa"/>
@@ -759,9 +759,9 @@
           </w:tcPr>
           <w:p>
             <w:pPr>
+              <w:widowControl/>
+              <w:autoSpaceDE w:val="0"/>
               <w:autoSpaceDN w:val="0"/>
-              <w:autoSpaceDE w:val="0"/>
-              <w:widowControl/>
               <w:spacing w:line="233" w:lineRule="auto" w:before="108" w:after="0"/>
               <w:ind w:left="118" w:right="0" w:firstLine="0"/>
               <w:jc w:val="left"/>
@@ -787,10 +787,10 @@
           <w:tcPr>
             <w:tcW w:type="dxa" w:w="1868"/>
             <w:tcBorders>
-              <w:start w:sz="5.600000000000023" w:val="single" w:color="#999999"/>
-              <w:top w:sz="5.599999999999909" w:val="single" w:color="#999999"/>
-              <w:end w:sz="5.599999999999909" w:val="single" w:color="#999999"/>
-              <w:bottom w:sz="5.599999999999909" w:val="single" w:color="#999999"/>
+              <w:top w:sz="5.599999999999909" w:val="single" w:color="999999"/>
+              <w:start w:sz="5.600000000000023" w:val="single" w:color="999999"/>
+              <w:bottom w:sz="5.599999999999909" w:val="single" w:color="999999"/>
+              <w:end w:sz="5.599999999999909" w:val="single" w:color="999999"/>
             </w:tcBorders>
             <w:tcMar>
               <w:start w:w="0" w:type="dxa"/>
@@ -799,9 +799,9 @@
           </w:tcPr>
           <w:p>
             <w:pPr>
+              <w:widowControl/>
+              <w:autoSpaceDE w:val="0"/>
               <w:autoSpaceDN w:val="0"/>
-              <w:autoSpaceDE w:val="0"/>
-              <w:widowControl/>
               <w:spacing w:line="233" w:lineRule="auto" w:before="108" w:after="0"/>
               <w:ind w:left="118" w:right="0" w:firstLine="0"/>
               <w:jc w:val="left"/>
@@ -822,10 +822,10 @@
           <w:tcPr>
             <w:tcW w:type="dxa" w:w="3224"/>
             <w:tcBorders>
-              <w:start w:sz="5.599999999999909" w:val="single" w:color="#999999"/>
-              <w:top w:sz="5.599999999999909" w:val="single" w:color="#999999"/>
-              <w:end w:sz="5.599999999999909" w:val="single" w:color="#999999"/>
-              <w:bottom w:sz="5.599999999999909" w:val="single" w:color="#999999"/>
+              <w:top w:sz="5.599999999999909" w:val="single" w:color="999999"/>
+              <w:start w:sz="5.599999999999909" w:val="single" w:color="999999"/>
+              <w:bottom w:sz="5.599999999999909" w:val="single" w:color="999999"/>
+              <w:end w:sz="5.599999999999909" w:val="single" w:color="999999"/>
             </w:tcBorders>
             <w:tcMar>
               <w:start w:w="0" w:type="dxa"/>
@@ -834,9 +834,9 @@
           </w:tcPr>
           <w:p>
             <w:pPr>
+              <w:widowControl/>
+              <w:autoSpaceDE w:val="0"/>
               <w:autoSpaceDN w:val="0"/>
-              <w:autoSpaceDE w:val="0"/>
-              <w:widowControl/>
               <w:spacing w:line="233" w:lineRule="auto" w:before="108" w:after="0"/>
               <w:ind w:left="118" w:right="0" w:firstLine="0"/>
               <w:jc w:val="left"/>
@@ -857,10 +857,10 @@
           <w:tcPr>
             <w:tcW w:type="dxa" w:w="4352"/>
             <w:tcBorders>
-              <w:start w:sz="5.599999999999909" w:val="single" w:color="#999999"/>
-              <w:top w:sz="5.599999999999909" w:val="single" w:color="#999999"/>
-              <w:end w:sz="5.600000000000364" w:val="single" w:color="#999999"/>
-              <w:bottom w:sz="5.599999999999909" w:val="single" w:color="#999999"/>
+              <w:top w:sz="5.599999999999909" w:val="single" w:color="999999"/>
+              <w:start w:sz="5.599999999999909" w:val="single" w:color="999999"/>
+              <w:bottom w:sz="5.599999999999909" w:val="single" w:color="999999"/>
+              <w:end w:sz="5.600000000000364" w:val="single" w:color="999999"/>
             </w:tcBorders>
             <w:tcMar>
               <w:start w:w="0" w:type="dxa"/>
@@ -869,9 +869,9 @@
           </w:tcPr>
           <w:p>
             <w:pPr>
+              <w:widowControl/>
+              <w:autoSpaceDE w:val="0"/>
               <w:autoSpaceDN w:val="0"/>
-              <w:autoSpaceDE w:val="0"/>
-              <w:widowControl/>
               <w:spacing w:line="233" w:lineRule="auto" w:before="108" w:after="0"/>
               <w:ind w:left="118" w:right="0" w:firstLine="0"/>
               <w:jc w:val="left"/>
@@ -892,9 +892,9 @@
     </w:tbl>
     <w:p>
       <w:pPr>
+        <w:widowControl/>
+        <w:autoSpaceDE w:val="0"/>
         <w:autoSpaceDN w:val="0"/>
-        <w:autoSpaceDE w:val="0"/>
-        <w:widowControl/>
         <w:spacing w:line="233" w:lineRule="auto" w:before="312" w:after="0"/>
         <w:ind w:left="0" w:right="0" w:firstLine="0"/>
         <w:jc w:val="left"/>
@@ -912,9 +912,9 @@
     </w:p>
     <w:p>
       <w:pPr>
+        <w:widowControl/>
+        <w:autoSpaceDE w:val="0"/>
         <w:autoSpaceDN w:val="0"/>
-        <w:autoSpaceDE w:val="0"/>
-        <w:widowControl/>
         <w:spacing w:line="274" w:lineRule="auto" w:before="178" w:after="0"/>
         <w:ind w:left="0" w:right="0" w:firstLine="0"/>
         <w:jc w:val="left"/>
@@ -942,9 +942,9 @@
     </w:p>
     <w:p>
       <w:pPr>
+        <w:widowControl/>
+        <w:autoSpaceDE w:val="0"/>
         <w:autoSpaceDN w:val="0"/>
-        <w:autoSpaceDE w:val="0"/>
-        <w:widowControl/>
         <w:spacing w:line="274" w:lineRule="auto" w:before="224" w:after="0"/>
         <w:ind w:left="0" w:right="0" w:firstLine="0"/>
         <w:jc w:val="left"/>
@@ -972,9 +972,9 @@
     </w:p>
     <w:p>
       <w:pPr>
+        <w:widowControl/>
+        <w:autoSpaceDE w:val="0"/>
         <w:autoSpaceDN w:val="0"/>
-        <w:autoSpaceDE w:val="0"/>
-        <w:widowControl/>
         <w:spacing w:line="276" w:lineRule="exact" w:before="8580" w:after="0"/>
         <w:ind w:left="0" w:right="0" w:firstLine="0"/>
         <w:jc w:val="center"/>
@@ -1002,18 +1002,18 @@
     </w:p>
     <w:p>
       <w:pPr>
+        <w:widowControl/>
+        <w:autoSpaceDE w:val="0"/>
         <w:autoSpaceDN w:val="0"/>
-        <w:autoSpaceDE w:val="0"/>
-        <w:widowControl/>
         <w:spacing w:line="220" w:lineRule="exact" w:before="0" w:after="540"/>
         <w:ind w:left="0" w:right="0"/>
       </w:pPr>
     </w:p>
     <w:p>
       <w:pPr>
+        <w:widowControl/>
+        <w:autoSpaceDE w:val="0"/>
         <w:autoSpaceDN w:val="0"/>
-        <w:autoSpaceDE w:val="0"/>
-        <w:widowControl/>
         <w:spacing w:line="235" w:lineRule="auto" w:before="0" w:after="0"/>
         <w:ind w:left="0" w:right="0" w:firstLine="0"/>
         <w:jc w:val="left"/>
@@ -1031,9 +1031,9 @@
     </w:p>
     <w:p>
       <w:pPr>
+        <w:widowControl/>
+        <w:autoSpaceDE w:val="0"/>
         <w:autoSpaceDN w:val="0"/>
-        <w:autoSpaceDE w:val="0"/>
-        <w:widowControl/>
         <w:spacing w:line="274" w:lineRule="auto" w:before="178" w:after="0"/>
         <w:ind w:left="0" w:right="0" w:firstLine="0"/>
         <w:jc w:val="left"/>
@@ -1061,9 +1061,9 @@
     </w:p>
     <w:p>
       <w:pPr>
+        <w:widowControl/>
+        <w:autoSpaceDE w:val="0"/>
         <w:autoSpaceDN w:val="0"/>
-        <w:autoSpaceDE w:val="0"/>
-        <w:widowControl/>
         <w:spacing w:line="274" w:lineRule="auto" w:before="224" w:after="0"/>
         <w:ind w:left="0" w:right="0" w:firstLine="0"/>
         <w:jc w:val="left"/>
@@ -1091,9 +1091,9 @@
     </w:p>
     <w:p>
       <w:pPr>
+        <w:widowControl/>
+        <w:autoSpaceDE w:val="0"/>
         <w:autoSpaceDN w:val="0"/>
-        <w:autoSpaceDE w:val="0"/>
-        <w:widowControl/>
         <w:spacing w:line="235" w:lineRule="auto" w:before="372" w:after="0"/>
         <w:ind w:left="0" w:right="0" w:firstLine="0"/>
         <w:jc w:val="left"/>
@@ -1111,9 +1111,9 @@
     </w:p>
     <w:p>
       <w:pPr>
+        <w:widowControl/>
+        <w:autoSpaceDE w:val="0"/>
         <w:autoSpaceDN w:val="0"/>
-        <w:autoSpaceDE w:val="0"/>
-        <w:widowControl/>
         <w:spacing w:line="274" w:lineRule="auto" w:before="178" w:after="0"/>
         <w:ind w:left="0" w:right="3600" w:firstLine="0"/>
         <w:jc w:val="left"/>
@@ -1141,9 +1141,9 @@
     </w:p>
     <w:p>
       <w:pPr>
+        <w:widowControl/>
+        <w:autoSpaceDE w:val="0"/>
         <w:autoSpaceDN w:val="0"/>
-        <w:autoSpaceDE w:val="0"/>
-        <w:widowControl/>
         <w:spacing w:line="233" w:lineRule="auto" w:before="224" w:after="0"/>
         <w:ind w:left="0" w:right="0" w:firstLine="0"/>
         <w:jc w:val="left"/>
@@ -1161,9 +1161,9 @@
     </w:p>
     <w:p>
       <w:pPr>
+        <w:widowControl/>
+        <w:autoSpaceDE w:val="0"/>
         <w:autoSpaceDN w:val="0"/>
-        <w:autoSpaceDE w:val="0"/>
-        <w:widowControl/>
         <w:spacing w:line="276" w:lineRule="exact" w:before="10626" w:after="0"/>
         <w:ind w:left="0" w:right="0" w:firstLine="0"/>
         <w:jc w:val="center"/>

--- a/check/sotay_flow.docx
+++ b/check/sotay_flow.docx
@@ -327,7 +327,7 @@
     <w:tbl>
       <w:tblPr>
         <w:tblW w:type="auto" w:w="0"/>
-        <w:tblInd w:w="7.999999999999972" w:type="dxa"/>
+        <w:tblInd w:w="8" w:type="dxa"/>
         <w:tblLayout w:type="fixed"/>
         <w:tblLook w:firstColumn="1" w:firstRow="1" w:lastColumn="0" w:lastRow="0" w:noHBand="0" w:noVBand="1" w:val="04A0"/>
       </w:tblPr>
@@ -344,10 +344,10 @@
           <w:tcPr>
             <w:tcW w:type="dxa" w:w="1868"/>
             <w:tcBorders>
-              <w:top w:sz="5.599999999999909" w:val="single" w:color="999999"/>
-              <w:start w:sz="5.600000000000023" w:val="single" w:color="999999"/>
-              <w:bottom w:sz="5.600000000000136" w:val="single" w:color="999999"/>
-              <w:end w:sz="5.599999999999909" w:val="single" w:color="999999"/>
+              <w:top w:sz="6" w:val="single" w:color="999999"/>
+              <w:start w:sz="6" w:val="single" w:color="999999"/>
+              <w:bottom w:sz="6" w:val="single" w:color="999999"/>
+              <w:end w:sz="6" w:val="single" w:color="999999"/>
             </w:tcBorders>
             <w:shd w:fill="e8eefb"/>
             <w:tcMar>
@@ -380,10 +380,10 @@
           <w:tcPr>
             <w:tcW w:type="dxa" w:w="3224"/>
             <w:tcBorders>
-              <w:top w:sz="5.599999999999909" w:val="single" w:color="999999"/>
-              <w:start w:sz="5.599999999999909" w:val="single" w:color="999999"/>
-              <w:bottom w:sz="5.600000000000136" w:val="single" w:color="999999"/>
-              <w:end w:sz="5.599999999999909" w:val="single" w:color="999999"/>
+              <w:top w:sz="6" w:val="single" w:color="999999"/>
+              <w:start w:sz="6" w:val="single" w:color="999999"/>
+              <w:bottom w:sz="6" w:val="single" w:color="999999"/>
+              <w:end w:sz="6" w:val="single" w:color="999999"/>
             </w:tcBorders>
             <w:shd w:fill="e8eefb"/>
             <w:tcMar>
@@ -416,10 +416,10 @@
           <w:tcPr>
             <w:tcW w:type="dxa" w:w="4352"/>
             <w:tcBorders>
-              <w:top w:sz="5.599999999999909" w:val="single" w:color="999999"/>
-              <w:start w:sz="5.599999999999909" w:val="single" w:color="999999"/>
-              <w:bottom w:sz="5.600000000000136" w:val="single" w:color="999999"/>
-              <w:end w:sz="5.600000000000364" w:val="single" w:color="999999"/>
+              <w:top w:sz="6" w:val="single" w:color="999999"/>
+              <w:start w:sz="6" w:val="single" w:color="999999"/>
+              <w:bottom w:sz="6" w:val="single" w:color="999999"/>
+              <w:end w:sz="6" w:val="single" w:color="999999"/>
             </w:tcBorders>
             <w:shd w:fill="e8eefb"/>
             <w:tcMar>
@@ -457,10 +457,10 @@
           <w:tcPr>
             <w:tcW w:type="dxa" w:w="1868"/>
             <w:tcBorders>
-              <w:top w:sz="5.600000000000136" w:val="single" w:color="999999"/>
-              <w:start w:sz="5.600000000000023" w:val="single" w:color="999999"/>
-              <w:bottom w:sz="5.599999999999909" w:val="single" w:color="999999"/>
-              <w:end w:sz="5.599999999999909" w:val="single" w:color="999999"/>
+              <w:top w:sz="6" w:val="single" w:color="999999"/>
+              <w:start w:sz="6" w:val="single" w:color="999999"/>
+              <w:bottom w:sz="6" w:val="single" w:color="999999"/>
+              <w:end w:sz="6" w:val="single" w:color="999999"/>
             </w:tcBorders>
             <w:tcMar>
               <w:start w:w="0" w:type="dxa"/>
@@ -492,10 +492,10 @@
           <w:tcPr>
             <w:tcW w:type="dxa" w:w="3224"/>
             <w:tcBorders>
-              <w:top w:sz="5.600000000000136" w:val="single" w:color="999999"/>
-              <w:start w:sz="5.599999999999909" w:val="single" w:color="999999"/>
-              <w:bottom w:sz="5.599999999999909" w:val="single" w:color="999999"/>
-              <w:end w:sz="5.599999999999909" w:val="single" w:color="999999"/>
+              <w:top w:sz="6" w:val="single" w:color="999999"/>
+              <w:start w:sz="6" w:val="single" w:color="999999"/>
+              <w:bottom w:sz="6" w:val="single" w:color="999999"/>
+              <w:end w:sz="6" w:val="single" w:color="999999"/>
             </w:tcBorders>
             <w:tcMar>
               <w:start w:w="0" w:type="dxa"/>
@@ -527,10 +527,10 @@
           <w:tcPr>
             <w:tcW w:type="dxa" w:w="4352"/>
             <w:tcBorders>
-              <w:top w:sz="5.600000000000136" w:val="single" w:color="999999"/>
-              <w:start w:sz="5.599999999999909" w:val="single" w:color="999999"/>
-              <w:bottom w:sz="5.599999999999909" w:val="single" w:color="999999"/>
-              <w:end w:sz="5.600000000000364" w:val="single" w:color="999999"/>
+              <w:top w:sz="6" w:val="single" w:color="999999"/>
+              <w:start w:sz="6" w:val="single" w:color="999999"/>
+              <w:bottom w:sz="6" w:val="single" w:color="999999"/>
+              <w:end w:sz="6" w:val="single" w:color="999999"/>
             </w:tcBorders>
             <w:tcMar>
               <w:start w:w="0" w:type="dxa"/>
@@ -567,10 +567,10 @@
           <w:tcPr>
             <w:tcW w:type="dxa" w:w="1868"/>
             <w:tcBorders>
-              <w:top w:sz="5.599999999999909" w:val="single" w:color="999999"/>
-              <w:start w:sz="5.600000000000023" w:val="single" w:color="999999"/>
-              <w:bottom w:sz="5.600000000000136" w:val="single" w:color="999999"/>
-              <w:end w:sz="5.599999999999909" w:val="single" w:color="999999"/>
+              <w:top w:sz="6" w:val="single" w:color="999999"/>
+              <w:start w:sz="6" w:val="single" w:color="999999"/>
+              <w:bottom w:sz="6" w:val="single" w:color="999999"/>
+              <w:end w:sz="6" w:val="single" w:color="999999"/>
             </w:tcBorders>
             <w:tcMar>
               <w:start w:w="0" w:type="dxa"/>
@@ -602,10 +602,10 @@
           <w:tcPr>
             <w:tcW w:type="dxa" w:w="3224"/>
             <w:tcBorders>
-              <w:top w:sz="5.599999999999909" w:val="single" w:color="999999"/>
-              <w:start w:sz="5.599999999999909" w:val="single" w:color="999999"/>
-              <w:bottom w:sz="5.600000000000136" w:val="single" w:color="999999"/>
-              <w:end w:sz="5.599999999999909" w:val="single" w:color="999999"/>
+              <w:top w:sz="6" w:val="single" w:color="999999"/>
+              <w:start w:sz="6" w:val="single" w:color="999999"/>
+              <w:bottom w:sz="6" w:val="single" w:color="999999"/>
+              <w:end w:sz="6" w:val="single" w:color="999999"/>
             </w:tcBorders>
             <w:tcMar>
               <w:start w:w="0" w:type="dxa"/>
@@ -637,10 +637,10 @@
           <w:tcPr>
             <w:tcW w:type="dxa" w:w="4352"/>
             <w:tcBorders>
-              <w:top w:sz="5.599999999999909" w:val="single" w:color="999999"/>
-              <w:start w:sz="5.599999999999909" w:val="single" w:color="999999"/>
-              <w:bottom w:sz="5.600000000000136" w:val="single" w:color="999999"/>
-              <w:end w:sz="5.600000000000364" w:val="single" w:color="999999"/>
+              <w:top w:sz="6" w:val="single" w:color="999999"/>
+              <w:start w:sz="6" w:val="single" w:color="999999"/>
+              <w:bottom w:sz="6" w:val="single" w:color="999999"/>
+              <w:end w:sz="6" w:val="single" w:color="999999"/>
             </w:tcBorders>
             <w:tcMar>
               <w:start w:w="0" w:type="dxa"/>
@@ -677,10 +677,10 @@
           <w:tcPr>
             <w:tcW w:type="dxa" w:w="1868"/>
             <w:tcBorders>
-              <w:top w:sz="5.600000000000136" w:val="single" w:color="999999"/>
-              <w:start w:sz="5.600000000000023" w:val="single" w:color="999999"/>
-              <w:bottom w:sz="5.599999999999909" w:val="single" w:color="999999"/>
-              <w:end w:sz="5.599999999999909" w:val="single" w:color="999999"/>
+              <w:top w:sz="6" w:val="single" w:color="999999"/>
+              <w:start w:sz="6" w:val="single" w:color="999999"/>
+              <w:bottom w:sz="6" w:val="single" w:color="999999"/>
+              <w:end w:sz="6" w:val="single" w:color="999999"/>
             </w:tcBorders>
             <w:tcMar>
               <w:start w:w="0" w:type="dxa"/>
@@ -712,10 +712,10 @@
           <w:tcPr>
             <w:tcW w:type="dxa" w:w="3224"/>
             <w:tcBorders>
-              <w:top w:sz="5.600000000000136" w:val="single" w:color="999999"/>
-              <w:start w:sz="5.599999999999909" w:val="single" w:color="999999"/>
-              <w:bottom w:sz="5.599999999999909" w:val="single" w:color="999999"/>
-              <w:end w:sz="5.599999999999909" w:val="single" w:color="999999"/>
+              <w:top w:sz="6" w:val="single" w:color="999999"/>
+              <w:start w:sz="6" w:val="single" w:color="999999"/>
+              <w:bottom w:sz="6" w:val="single" w:color="999999"/>
+              <w:end w:sz="6" w:val="single" w:color="999999"/>
             </w:tcBorders>
             <w:tcMar>
               <w:start w:w="0" w:type="dxa"/>
@@ -747,10 +747,10 @@
           <w:tcPr>
             <w:tcW w:type="dxa" w:w="4352"/>
             <w:tcBorders>
-              <w:top w:sz="5.600000000000136" w:val="single" w:color="999999"/>
-              <w:start w:sz="5.599999999999909" w:val="single" w:color="999999"/>
-              <w:bottom w:sz="5.599999999999909" w:val="single" w:color="999999"/>
-              <w:end w:sz="5.600000000000364" w:val="single" w:color="999999"/>
+              <w:top w:sz="6" w:val="single" w:color="999999"/>
+              <w:start w:sz="6" w:val="single" w:color="999999"/>
+              <w:bottom w:sz="6" w:val="single" w:color="999999"/>
+              <w:end w:sz="6" w:val="single" w:color="999999"/>
             </w:tcBorders>
             <w:tcMar>
               <w:start w:w="0" w:type="dxa"/>
@@ -787,10 +787,10 @@
           <w:tcPr>
             <w:tcW w:type="dxa" w:w="1868"/>
             <w:tcBorders>
-              <w:top w:sz="5.599999999999909" w:val="single" w:color="999999"/>
-              <w:start w:sz="5.600000000000023" w:val="single" w:color="999999"/>
-              <w:bottom w:sz="5.599999999999909" w:val="single" w:color="999999"/>
-              <w:end w:sz="5.599999999999909" w:val="single" w:color="999999"/>
+              <w:top w:sz="6" w:val="single" w:color="999999"/>
+              <w:start w:sz="6" w:val="single" w:color="999999"/>
+              <w:bottom w:sz="6" w:val="single" w:color="999999"/>
+              <w:end w:sz="6" w:val="single" w:color="999999"/>
             </w:tcBorders>
             <w:tcMar>
               <w:start w:w="0" w:type="dxa"/>
@@ -822,10 +822,10 @@
           <w:tcPr>
             <w:tcW w:type="dxa" w:w="3224"/>
             <w:tcBorders>
-              <w:top w:sz="5.599999999999909" w:val="single" w:color="999999"/>
-              <w:start w:sz="5.599999999999909" w:val="single" w:color="999999"/>
-              <w:bottom w:sz="5.599999999999909" w:val="single" w:color="999999"/>
-              <w:end w:sz="5.599999999999909" w:val="single" w:color="999999"/>
+              <w:top w:sz="6" w:val="single" w:color="999999"/>
+              <w:start w:sz="6" w:val="single" w:color="999999"/>
+              <w:bottom w:sz="6" w:val="single" w:color="999999"/>
+              <w:end w:sz="6" w:val="single" w:color="999999"/>
             </w:tcBorders>
             <w:tcMar>
               <w:start w:w="0" w:type="dxa"/>
@@ -857,10 +857,10 @@
           <w:tcPr>
             <w:tcW w:type="dxa" w:w="4352"/>
             <w:tcBorders>
-              <w:top w:sz="5.599999999999909" w:val="single" w:color="999999"/>
-              <w:start w:sz="5.599999999999909" w:val="single" w:color="999999"/>
-              <w:bottom w:sz="5.599999999999909" w:val="single" w:color="999999"/>
-              <w:end w:sz="5.600000000000364" w:val="single" w:color="999999"/>
+              <w:top w:sz="6" w:val="single" w:color="999999"/>
+              <w:start w:sz="6" w:val="single" w:color="999999"/>
+              <w:bottom w:sz="6" w:val="single" w:color="999999"/>
+              <w:end w:sz="6" w:val="single" w:color="999999"/>
             </w:tcBorders>
             <w:tcMar>
               <w:start w:w="0" w:type="dxa"/>

--- a/check/sotay_flow.docx
+++ b/check/sotay_flow.docx
@@ -349,7 +349,7 @@
               <w:bottom w:sz="6" w:val="single" w:color="999999"/>
               <w:end w:sz="6" w:val="single" w:color="999999"/>
             </w:tcBorders>
-            <w:shd w:fill="e8eefb"/>
+            <w:shd w:fill="e8eefb" w:val="clear"/>
             <w:tcMar>
               <w:start w:w="0" w:type="dxa"/>
               <w:end w:w="0" w:type="dxa"/>
@@ -385,7 +385,7 @@
               <w:bottom w:sz="6" w:val="single" w:color="999999"/>
               <w:end w:sz="6" w:val="single" w:color="999999"/>
             </w:tcBorders>
-            <w:shd w:fill="e8eefb"/>
+            <w:shd w:fill="e8eefb" w:val="clear"/>
             <w:tcMar>
               <w:start w:w="0" w:type="dxa"/>
               <w:end w:w="0" w:type="dxa"/>
@@ -421,7 +421,7 @@
               <w:bottom w:sz="6" w:val="single" w:color="999999"/>
               <w:end w:sz="6" w:val="single" w:color="999999"/>
             </w:tcBorders>
-            <w:shd w:fill="e8eefb"/>
+            <w:shd w:fill="e8eefb" w:val="clear"/>
             <w:tcMar>
               <w:start w:w="0" w:type="dxa"/>
               <w:end w:w="0" w:type="dxa"/>
